--- a/cf/sh/u/files/u038.docx
+++ b/cf/sh/u/files/u038.docx
@@ -20,7 +20,7 @@
     </w:p>
     <w:p>
       <w:r>
-        <w:t>請針對每個題目，把答案填在「回答：」後面（越具體越好）；填好後請放回您的部門資料夾即可，不需回信。</w:t>
+        <w:t>這份問卷是想更了解您的實際作業，好把您的 AI 助理做得更貼近需求。第一部分請把答案填在「回答：」後面（越具體越好）；第二部分只是先讓您了解，之後用的時候再一起調整，不用現在填。填好後放回您的部門資料夾即可，不需回信。</w:t>
       </w:r>
     </w:p>
     <w:p>
@@ -32,8 +32,16 @@
       </w:r>
     </w:p>
     <w:p>
+      <w:pPr>
+        <w:pStyle w:val="Heading2"/>
+      </w:pPr>
       <w:r>
-        <w:t>1. 公司報工報表的固定欄位與系統上傳格式為何？</w:t>
+        <w:t>一、請您提供或確認的事情</w:t>
+      </w:r>
+    </w:p>
+    <w:p>
+      <w:r>
+        <w:t>1. 請提供公司報工報表的固定欄位，以及上傳到系統要的格式</w:t>
       </w:r>
     </w:p>
     <w:p>
@@ -43,7 +51,7 @@
     </w:p>
     <w:p>
       <w:r>
-        <w:t>2. 工作項目是否有標準選項清單供標準化？</w:t>
+        <w:t>2. 請提供工作項目的標準選項清單，AI 才能幫您把當天任務對到正確項目</w:t>
       </w:r>
     </w:p>
     <w:p>
@@ -53,7 +61,7 @@
     </w:p>
     <w:p>
       <w:r>
-        <w:t>3. 工時規則（單日上限、休息扣除）為何？</w:t>
+        <w:t>3. 請提供工時規則（單日上限、休息怎麼扣）</w:t>
       </w:r>
     </w:p>
     <w:p>
@@ -63,7 +71,7 @@
     </w:p>
     <w:p>
       <w:r>
-        <w:t>4. 資料來源是 Excel 選項＋手動 key in，欄位是否已固定？</w:t>
+        <w:t>4. 請確認每筆要記什麼（日期、案場、工作項目、工時、進度／備註）</w:t>
       </w:r>
     </w:p>
     <w:p>
@@ -73,7 +81,7 @@
     </w:p>
     <w:p>
       <w:r>
-        <w:t>5. 工時或項目缺漏時的處理原則（標待補、不臆測）是否確認？</w:t>
+        <w:t>5. 請提供一份填好的報工當範例，AI 才知道最後要整成什麼樣</w:t>
       </w:r>
     </w:p>
     <w:p>
@@ -82,13 +90,36 @@
       </w:r>
     </w:p>
     <w:p>
+      <w:pPr>
+        <w:pStyle w:val="Heading2"/>
+      </w:pPr>
       <w:r>
-        <w:t>6. 報工報表由誰確認、上傳公司系統送主管/資訊端？</w:t>
+        <w:t>二、要用了之後、跟 AI 一起調整的事情（先了解即可，不用現在填）</w:t>
       </w:r>
     </w:p>
     <w:p>
       <w:r>
-        <w:t>回答：</w:t>
+        <w:t>• 把當天任務貼給 AI，它幫您彙整成可上傳的報工報表初稿</w:t>
+      </w:r>
+    </w:p>
+    <w:p>
+      <w:r>
+        <w:t>• 工時或項目缺漏時，AI 會標「待補」，不會亂填工時</w:t>
+      </w:r>
+    </w:p>
+    <w:p>
+      <w:r>
+        <w:t>• 有人想灌水工時，AI 會拒絕，提醒以實際為準、由本人確認</w:t>
+      </w:r>
+    </w:p>
+    <w:p>
+      <w:r>
+        <w:t>• 報表初稿出來由您確認後，自己上傳系統送主管和資訊端</w:t>
+      </w:r>
+    </w:p>
+    <w:p>
+      <w:r>
+        <w:t>• 用久了把選項清單和規則餵得更完整，AI 產出會越來越貼近格式</w:t>
       </w:r>
     </w:p>
     <w:p/>
